--- a/CMA_W_B1_Ch05_Handouts.docx
+++ b/CMA_W_B1_Ch05_Handouts.docx
@@ -3607,7 +3607,7 @@
           <w:sz w:val="18"/>
           <w:szCs w:val="18"/>
         </w:rPr>
-        <w:t xml:space="preserve">The direct method and required disclosures</w:t>
+        <w:t xml:space="preserve">Classifying cash flows</w:t>
       </w:r>
     </w:p>
     <w:p>
@@ -3630,7 +3630,7 @@
           <w:sz w:val="18"/>
           <w:szCs w:val="18"/>
         </w:rPr>
-        <w:t xml:space="preserve">The indirect method</w:t>
+        <w:t xml:space="preserve">The direct method and required disclosures</w:t>
       </w:r>
     </w:p>
     <w:p>
@@ -3653,7 +3653,7 @@
           <w:sz w:val="18"/>
           <w:szCs w:val="18"/>
         </w:rPr>
-        <w:t xml:space="preserve">Classifying cash flows</w:t>
+        <w:t xml:space="preserve">Limitations and links between the four statements</w:t>
       </w:r>
     </w:p>
     <w:p>
@@ -3722,7 +3722,7 @@
           <w:sz w:val="18"/>
           <w:szCs w:val="18"/>
         </w:rPr>
-        <w:t xml:space="preserve">The direct method and required disclosures</w:t>
+        <w:t xml:space="preserve">Limitations and links between the four statements</w:t>
       </w:r>
     </w:p>
     <w:p>
@@ -3745,7 +3745,7 @@
           <w:sz w:val="18"/>
           <w:szCs w:val="18"/>
         </w:rPr>
-        <w:t xml:space="preserve">Purpose and structure of the statement of cash flows</w:t>
+        <w:t xml:space="preserve">The indirect method</w:t>
       </w:r>
     </w:p>
     <w:p>
@@ -3768,7 +3768,7 @@
           <w:sz w:val="18"/>
           <w:szCs w:val="18"/>
         </w:rPr>
-        <w:t xml:space="preserve">The indirect method</w:t>
+        <w:t xml:space="preserve">The direct method and required disclosures</w:t>
       </w:r>
     </w:p>
     <w:p>
@@ -3814,7 +3814,7 @@
           <w:sz w:val="18"/>
           <w:szCs w:val="18"/>
         </w:rPr>
-        <w:t xml:space="preserve">Classifying cash flows</w:t>
+        <w:t xml:space="preserve">The direct method and required disclosures</w:t>
       </w:r>
     </w:p>
     <w:p>
@@ -3860,7 +3860,7 @@
           <w:sz w:val="18"/>
           <w:szCs w:val="18"/>
         </w:rPr>
-        <w:t xml:space="preserve">Purpose and structure of the statement of cash flows</w:t>
+        <w:t xml:space="preserve">Classifying cash flows</w:t>
       </w:r>
     </w:p>
     <w:p>
@@ -3883,7 +3883,7 @@
           <w:sz w:val="18"/>
           <w:szCs w:val="18"/>
         </w:rPr>
-        <w:t xml:space="preserve">The direct method and required disclosures</w:t>
+        <w:t xml:space="preserve">Limitations and links between the four statements</w:t>
       </w:r>
     </w:p>
     <w:p>
@@ -3929,7 +3929,7 @@
           <w:sz w:val="18"/>
           <w:szCs w:val="18"/>
         </w:rPr>
-        <w:t xml:space="preserve">The indirect method</w:t>
+        <w:t xml:space="preserve">Classifying cash flows</w:t>
       </w:r>
     </w:p>
     <w:p>
@@ -3975,7 +3975,7 @@
           <w:sz w:val="18"/>
           <w:szCs w:val="18"/>
         </w:rPr>
-        <w:t xml:space="preserve">Purpose and structure of the statement of cash flows</w:t>
+        <w:t xml:space="preserve">Limitations and links between the four statements</w:t>
       </w:r>
     </w:p>
     <w:p>
@@ -3998,7 +3998,7 @@
           <w:sz w:val="18"/>
           <w:szCs w:val="18"/>
         </w:rPr>
-        <w:t xml:space="preserve">Classifying cash flows</w:t>
+        <w:t xml:space="preserve">Purpose and structure of the statement of cash flows</w:t>
       </w:r>
     </w:p>
     <w:p>
@@ -5806,7 +5806,7 @@
           <w:sz w:val="18"/>
           <w:szCs w:val="18"/>
         </w:rPr>
-        <w:t xml:space="preserve">Noncash investing and financing activity: disclosed, not in the body.</w:t>
+        <w:t xml:space="preserve">Financing: a transaction with owners.</w:t>
       </w:r>
     </w:p>
     <w:p>
@@ -5829,7 +5829,7 @@
           <w:sz w:val="18"/>
           <w:szCs w:val="18"/>
         </w:rPr>
-        <w:t xml:space="preserve">Financing: a transaction with owners.</w:t>
+        <w:t xml:space="preserve">Operating (U.S. GAAP gives no choice).</w:t>
       </w:r>
     </w:p>
     <w:p>
@@ -5852,7 +5852,7 @@
           <w:sz w:val="18"/>
           <w:szCs w:val="18"/>
         </w:rPr>
-        <w:t xml:space="preserve">Operating (U.S. GAAP gives no choice).</w:t>
+        <w:t xml:space="preserve">Noncash investing and financing activity: disclosed, not in the body.</w:t>
       </w:r>
     </w:p>
     <w:p>
@@ -14542,7 +14542,7 @@
                 <w:sz w:val="18"/>
                 <w:szCs w:val="18"/>
               </w:rPr>
-              <w:t xml:space="preserve">________</w:t>
+              <w:t xml:space="preserve">Financing</w:t>
             </w:r>
           </w:p>
         </w:tc>
@@ -14577,7 +14577,7 @@
                 <w:sz w:val="18"/>
                 <w:szCs w:val="18"/>
               </w:rPr>
-              <w:t xml:space="preserve">Financing</w:t>
+              <w:t xml:space="preserve">________</w:t>
             </w:r>
           </w:p>
         </w:tc>
@@ -18230,7 +18230,7 @@
                 <w:sz w:val="18"/>
                 <w:szCs w:val="18"/>
               </w:rPr>
-              <w:t xml:space="preserve">Investing</w:t>
+              <w:t xml:space="preserve">Operating</w:t>
             </w:r>
           </w:p>
         </w:tc>
@@ -18263,7 +18263,7 @@
                 <w:sz w:val="18"/>
                 <w:szCs w:val="18"/>
               </w:rPr>
-              <w:t xml:space="preserve">Operating</w:t>
+              <w:t xml:space="preserve">Investing</w:t>
             </w:r>
           </w:p>
         </w:tc>
@@ -18422,7 +18422,7 @@
                 <w:sz w:val="18"/>
                 <w:szCs w:val="18"/>
               </w:rPr>
-              <w:t xml:space="preserve">Financing</w:t>
+              <w:t xml:space="preserve">Investing</w:t>
             </w:r>
           </w:p>
         </w:tc>
@@ -18457,7 +18457,7 @@
                 <w:sz w:val="18"/>
                 <w:szCs w:val="18"/>
               </w:rPr>
-              <w:t xml:space="preserve">Investing</w:t>
+              <w:t xml:space="preserve">Financing</w:t>
             </w:r>
           </w:p>
         </w:tc>
@@ -23225,7 +23225,7 @@
           <w:sz w:val="18"/>
           <w:szCs w:val="18"/>
         </w:rPr>
-        <w:t xml:space="preserve">The direct method and required disclosures</w:t>
+        <w:t xml:space="preserve">Classifying cash flows</w:t>
       </w:r>
     </w:p>
     <w:p>
@@ -23248,7 +23248,7 @@
           <w:sz w:val="18"/>
           <w:szCs w:val="18"/>
         </w:rPr>
-        <w:t xml:space="preserve">The indirect method</w:t>
+        <w:t xml:space="preserve">The direct method and required disclosures</w:t>
       </w:r>
     </w:p>
     <w:p>
@@ -23271,7 +23271,7 @@
           <w:sz w:val="18"/>
           <w:szCs w:val="18"/>
         </w:rPr>
-        <w:t xml:space="preserve">Classifying cash flows</w:t>
+        <w:t xml:space="preserve">Limitations and links between the four statements</w:t>
       </w:r>
     </w:p>
     <w:p>
@@ -23340,7 +23340,7 @@
           <w:sz w:val="18"/>
           <w:szCs w:val="18"/>
         </w:rPr>
-        <w:t xml:space="preserve">The direct method and required disclosures</w:t>
+        <w:t xml:space="preserve">Limitations and links between the four statements</w:t>
       </w:r>
     </w:p>
     <w:p>
@@ -23363,7 +23363,7 @@
           <w:sz w:val="18"/>
           <w:szCs w:val="18"/>
         </w:rPr>
-        <w:t xml:space="preserve">Purpose and structure of the statement of cash flows</w:t>
+        <w:t xml:space="preserve">The indirect method</w:t>
       </w:r>
     </w:p>
     <w:p>
@@ -23386,7 +23386,7 @@
           <w:sz w:val="18"/>
           <w:szCs w:val="18"/>
         </w:rPr>
-        <w:t xml:space="preserve">The indirect method</w:t>
+        <w:t xml:space="preserve">The direct method and required disclosures</w:t>
       </w:r>
     </w:p>
     <w:p>
@@ -23432,7 +23432,7 @@
           <w:sz w:val="18"/>
           <w:szCs w:val="18"/>
         </w:rPr>
-        <w:t xml:space="preserve">Classifying cash flows</w:t>
+        <w:t xml:space="preserve">The direct method and required disclosures</w:t>
       </w:r>
     </w:p>
     <w:p>
@@ -23478,7 +23478,7 @@
           <w:sz w:val="18"/>
           <w:szCs w:val="18"/>
         </w:rPr>
-        <w:t xml:space="preserve">Purpose and structure of the statement of cash flows</w:t>
+        <w:t xml:space="preserve">Classifying cash flows</w:t>
       </w:r>
     </w:p>
     <w:p>
@@ -23501,7 +23501,7 @@
           <w:sz w:val="18"/>
           <w:szCs w:val="18"/>
         </w:rPr>
-        <w:t xml:space="preserve">The direct method and required disclosures</w:t>
+        <w:t xml:space="preserve">Limitations and links between the four statements</w:t>
       </w:r>
     </w:p>
     <w:p>
@@ -23547,7 +23547,7 @@
           <w:sz w:val="18"/>
           <w:szCs w:val="18"/>
         </w:rPr>
-        <w:t xml:space="preserve">The indirect method</w:t>
+        <w:t xml:space="preserve">Classifying cash flows</w:t>
       </w:r>
     </w:p>
     <w:p>
@@ -23593,7 +23593,7 @@
           <w:sz w:val="18"/>
           <w:szCs w:val="18"/>
         </w:rPr>
-        <w:t xml:space="preserve">Purpose and structure of the statement of cash flows</w:t>
+        <w:t xml:space="preserve">Limitations and links between the four statements</w:t>
       </w:r>
     </w:p>
     <w:p>
@@ -23616,7 +23616,7 @@
           <w:sz w:val="18"/>
           <w:szCs w:val="18"/>
         </w:rPr>
-        <w:t xml:space="preserve">Classifying cash flows</w:t>
+        <w:t xml:space="preserve">Purpose and structure of the statement of cash flows</w:t>
       </w:r>
     </w:p>
     <w:p>
@@ -29235,7 +29235,7 @@
           <w:sz w:val="18"/>
           <w:szCs w:val="18"/>
         </w:rPr>
-        <w:t xml:space="preserve">The direct method and required disclosures</w:t>
+        <w:t xml:space="preserve">Classifying cash flows</w:t>
       </w:r>
     </w:p>
     <w:p>
@@ -29258,7 +29258,7 @@
           <w:sz w:val="18"/>
           <w:szCs w:val="18"/>
         </w:rPr>
-        <w:t xml:space="preserve">The indirect method</w:t>
+        <w:t xml:space="preserve">The direct method and required disclosures</w:t>
       </w:r>
     </w:p>
     <w:p>
@@ -29281,7 +29281,7 @@
           <w:sz w:val="18"/>
           <w:szCs w:val="18"/>
         </w:rPr>
-        <w:t xml:space="preserve">Classifying cash flows</w:t>
+        <w:t xml:space="preserve">Limitations and links between the four statements</w:t>
       </w:r>
     </w:p>
     <w:p>
@@ -29350,7 +29350,7 @@
           <w:sz w:val="18"/>
           <w:szCs w:val="18"/>
         </w:rPr>
-        <w:t xml:space="preserve">The direct method and required disclosures</w:t>
+        <w:t xml:space="preserve">Limitations and links between the four statements</w:t>
       </w:r>
     </w:p>
     <w:p>
@@ -29373,7 +29373,7 @@
           <w:sz w:val="18"/>
           <w:szCs w:val="18"/>
         </w:rPr>
-        <w:t xml:space="preserve">Purpose and structure of the statement of cash flows</w:t>
+        <w:t xml:space="preserve">The indirect method</w:t>
       </w:r>
     </w:p>
     <w:p>
@@ -29396,7 +29396,7 @@
           <w:sz w:val="18"/>
           <w:szCs w:val="18"/>
         </w:rPr>
-        <w:t xml:space="preserve">The indirect method</w:t>
+        <w:t xml:space="preserve">The direct method and required disclosures</w:t>
       </w:r>
     </w:p>
     <w:p>
@@ -29442,7 +29442,7 @@
           <w:sz w:val="18"/>
           <w:szCs w:val="18"/>
         </w:rPr>
-        <w:t xml:space="preserve">Classifying cash flows</w:t>
+        <w:t xml:space="preserve">The direct method and required disclosures</w:t>
       </w:r>
     </w:p>
     <w:p>
@@ -29488,7 +29488,7 @@
           <w:sz w:val="18"/>
           <w:szCs w:val="18"/>
         </w:rPr>
-        <w:t xml:space="preserve">Purpose and structure of the statement of cash flows</w:t>
+        <w:t xml:space="preserve">Classifying cash flows</w:t>
       </w:r>
     </w:p>
     <w:p>
@@ -29511,7 +29511,7 @@
           <w:sz w:val="18"/>
           <w:szCs w:val="18"/>
         </w:rPr>
-        <w:t xml:space="preserve">The direct method and required disclosures</w:t>
+        <w:t xml:space="preserve">Limitations and links between the four statements</w:t>
       </w:r>
     </w:p>
     <w:p>
@@ -29557,7 +29557,7 @@
           <w:sz w:val="18"/>
           <w:szCs w:val="18"/>
         </w:rPr>
-        <w:t xml:space="preserve">The indirect method</w:t>
+        <w:t xml:space="preserve">Classifying cash flows</w:t>
       </w:r>
     </w:p>
     <w:p>
@@ -29603,7 +29603,7 @@
           <w:sz w:val="18"/>
           <w:szCs w:val="18"/>
         </w:rPr>
-        <w:t xml:space="preserve">Purpose and structure of the statement of cash flows</w:t>
+        <w:t xml:space="preserve">Limitations and links between the four statements</w:t>
       </w:r>
     </w:p>
     <w:p>
@@ -29626,7 +29626,7 @@
           <w:sz w:val="18"/>
           <w:szCs w:val="18"/>
         </w:rPr>
-        <w:t xml:space="preserve">Classifying cash flows</w:t>
+        <w:t xml:space="preserve">Purpose and structure of the statement of cash flows</w:t>
       </w:r>
     </w:p>
     <w:tbl>
@@ -30430,8 +30430,8 @@
         </w:tblBorders>
       </w:tblPr>
       <w:tblGrid>
-        <w:gridCol w:w="8184"/>
-        <w:gridCol w:w="1416"/>
+        <w:gridCol w:w="5644"/>
+        <w:gridCol w:w="3956"/>
       </w:tblGrid>
       <w:tr>
         <w:tc>
@@ -30466,7 +30466,7 @@
       <w:tr>
         <w:tc>
           <w:tcPr>
-            <w:tcW w:type="pct" w:w="4262"/>
+            <w:tcW w:type="pct" w:w="2939"/>
             <w:tcMar>
               <w:top w:type="dxa" w:w="50"/>
               <w:left w:type="dxa" w:w="110"/>
@@ -30492,7 +30492,7 @@
         </w:tc>
         <w:tc>
           <w:tcPr>
-            <w:tcW w:type="pct" w:w="738"/>
+            <w:tcW w:type="pct" w:w="2061"/>
             <w:tcMar>
               <w:top w:type="dxa" w:w="50"/>
               <w:left w:type="dxa" w:w="110"/>
@@ -30520,7 +30520,7 @@
       <w:tr>
         <w:tc>
           <w:tcPr>
-            <w:tcW w:type="pct" w:w="4262"/>
+            <w:tcW w:type="pct" w:w="2939"/>
             <w:tcMar>
               <w:top w:type="dxa" w:w="50"/>
               <w:left w:type="dxa" w:w="110"/>
@@ -30544,7 +30544,7 @@
         </w:tc>
         <w:tc>
           <w:tcPr>
-            <w:tcW w:type="pct" w:w="738"/>
+            <w:tcW w:type="pct" w:w="2061"/>
             <w:tcMar>
               <w:top w:type="dxa" w:w="50"/>
               <w:left w:type="dxa" w:w="110"/>
@@ -30570,7 +30570,7 @@
       <w:tr>
         <w:tc>
           <w:tcPr>
-            <w:tcW w:type="pct" w:w="4262"/>
+            <w:tcW w:type="pct" w:w="2939"/>
             <w:shd w:fill="FBFAF6" w:val="clear"/>
             <w:tcMar>
               <w:top w:type="dxa" w:w="50"/>
@@ -30595,7 +30595,7 @@
         </w:tc>
         <w:tc>
           <w:tcPr>
-            <w:tcW w:type="pct" w:w="738"/>
+            <w:tcW w:type="pct" w:w="2061"/>
             <w:shd w:fill="FBFAF6" w:val="clear"/>
             <w:tcMar>
               <w:top w:type="dxa" w:w="50"/>
@@ -30622,7 +30622,7 @@
       <w:tr>
         <w:tc>
           <w:tcPr>
-            <w:tcW w:type="pct" w:w="4262"/>
+            <w:tcW w:type="pct" w:w="2939"/>
             <w:tcMar>
               <w:top w:type="dxa" w:w="50"/>
               <w:left w:type="dxa" w:w="110"/>
@@ -30646,7 +30646,7 @@
         </w:tc>
         <w:tc>
           <w:tcPr>
-            <w:tcW w:type="pct" w:w="738"/>
+            <w:tcW w:type="pct" w:w="2061"/>
             <w:tcMar>
               <w:top w:type="dxa" w:w="50"/>
               <w:left w:type="dxa" w:w="110"/>
@@ -30672,7 +30672,7 @@
       <w:tr>
         <w:tc>
           <w:tcPr>
-            <w:tcW w:type="pct" w:w="4262"/>
+            <w:tcW w:type="pct" w:w="2939"/>
             <w:shd w:fill="FBFAF6" w:val="clear"/>
             <w:tcMar>
               <w:top w:type="dxa" w:w="50"/>
@@ -30697,7 +30697,7 @@
         </w:tc>
         <w:tc>
           <w:tcPr>
-            <w:tcW w:type="pct" w:w="738"/>
+            <w:tcW w:type="pct" w:w="2061"/>
             <w:shd w:fill="FBFAF6" w:val="clear"/>
             <w:tcMar>
               <w:top w:type="dxa" w:w="50"/>
@@ -30724,7 +30724,7 @@
       <w:tr>
         <w:tc>
           <w:tcPr>
-            <w:tcW w:type="pct" w:w="4262"/>
+            <w:tcW w:type="pct" w:w="2939"/>
             <w:tcMar>
               <w:top w:type="dxa" w:w="50"/>
               <w:left w:type="dxa" w:w="110"/>
@@ -30748,7 +30748,7 @@
         </w:tc>
         <w:tc>
           <w:tcPr>
-            <w:tcW w:type="pct" w:w="738"/>
+            <w:tcW w:type="pct" w:w="2061"/>
             <w:tcMar>
               <w:top w:type="dxa" w:w="50"/>
               <w:left w:type="dxa" w:w="110"/>
@@ -32883,7 +32883,7 @@
           <w:sz w:val="19"/>
           <w:szCs w:val="19"/>
         </w:rPr>
-        <w:t xml:space="preserve">“section 5.1” — which part of the chapter is this?</w:t>
+        <w:t xml:space="preserve">Which part of this chapter is section 5.1?</w:t>
       </w:r>
     </w:p>
     <w:p>
@@ -32906,7 +32906,7 @@
           <w:sz w:val="18"/>
           <w:szCs w:val="18"/>
         </w:rPr>
-        <w:t xml:space="preserve">The direct method and required disclosures</w:t>
+        <w:t xml:space="preserve">Classifying cash flows</w:t>
       </w:r>
     </w:p>
     <w:p>
@@ -32929,7 +32929,7 @@
           <w:sz w:val="18"/>
           <w:szCs w:val="18"/>
         </w:rPr>
-        <w:t xml:space="preserve">Classifying cash flows</w:t>
+        <w:t xml:space="preserve">Limitations and links between the four statements</w:t>
       </w:r>
     </w:p>
     <w:p>
@@ -32975,7 +32975,7 @@
           <w:sz w:val="18"/>
           <w:szCs w:val="18"/>
         </w:rPr>
-        <w:t xml:space="preserve">The indirect method</w:t>
+        <w:t xml:space="preserve">The direct method and required disclosures</w:t>
       </w:r>
     </w:p>
     <w:p>
@@ -32998,7 +32998,7 @@
           <w:sz w:val="19"/>
           <w:szCs w:val="19"/>
         </w:rPr>
-        <w:t xml:space="preserve">“section 5.2” — which part of the chapter is this?</w:t>
+        <w:t xml:space="preserve">Which part of this chapter is section 5.2?</w:t>
       </w:r>
     </w:p>
     <w:p>
@@ -33021,7 +33021,7 @@
           <w:sz w:val="18"/>
           <w:szCs w:val="18"/>
         </w:rPr>
-        <w:t xml:space="preserve">The direct method and required disclosures</w:t>
+        <w:t xml:space="preserve">Limitations and links between the four statements</w:t>
       </w:r>
     </w:p>
     <w:p>
@@ -33067,7 +33067,7 @@
           <w:sz w:val="18"/>
           <w:szCs w:val="18"/>
         </w:rPr>
-        <w:t xml:space="preserve">The indirect method</w:t>
+        <w:t xml:space="preserve">The direct method and required disclosures</w:t>
       </w:r>
     </w:p>
     <w:p>
@@ -33090,7 +33090,7 @@
           <w:sz w:val="18"/>
           <w:szCs w:val="18"/>
         </w:rPr>
-        <w:t xml:space="preserve">Purpose and structure of the statement of cash flows</w:t>
+        <w:t xml:space="preserve">The indirect method</w:t>
       </w:r>
     </w:p>
     <w:p>
@@ -33113,7 +33113,7 @@
           <w:sz w:val="19"/>
           <w:szCs w:val="19"/>
         </w:rPr>
-        <w:t xml:space="preserve">“section 5.3” — which part of the chapter is this?</w:t>
+        <w:t xml:space="preserve">Which part of this chapter is section 5.3?</w:t>
       </w:r>
     </w:p>
     <w:p>
@@ -33136,7 +33136,7 @@
           <w:sz w:val="18"/>
           <w:szCs w:val="18"/>
         </w:rPr>
-        <w:t xml:space="preserve">The direct method and required disclosures</w:t>
+        <w:t xml:space="preserve">Limitations and links between the four statements</w:t>
       </w:r>
     </w:p>
     <w:p>
@@ -33182,7 +33182,7 @@
           <w:sz w:val="18"/>
           <w:szCs w:val="18"/>
         </w:rPr>
-        <w:t xml:space="preserve">Classifying cash flows</w:t>
+        <w:t xml:space="preserve">The direct method and required disclosures</w:t>
       </w:r>
     </w:p>
     <w:p>
@@ -33205,7 +33205,7 @@
           <w:sz w:val="18"/>
           <w:szCs w:val="18"/>
         </w:rPr>
-        <w:t xml:space="preserve">Purpose and structure of the statement of cash flows</w:t>
+        <w:t xml:space="preserve">Classifying cash flows</w:t>
       </w:r>
     </w:p>
     <w:p>
@@ -34308,8 +34308,8 @@
         </w:tblBorders>
       </w:tblPr>
       <w:tblGrid>
-        <w:gridCol w:w="1416"/>
-        <w:gridCol w:w="8184"/>
+        <w:gridCol w:w="3956"/>
+        <w:gridCol w:w="5644"/>
       </w:tblGrid>
       <w:tr>
         <w:tc>
@@ -34344,7 +34344,7 @@
       <w:tr>
         <w:tc>
           <w:tcPr>
-            <w:tcW w:type="pct" w:w="738"/>
+            <w:tcW w:type="pct" w:w="2061"/>
             <w:tcMar>
               <w:top w:type="dxa" w:w="50"/>
               <w:left w:type="dxa" w:w="110"/>
@@ -34370,7 +34370,7 @@
         </w:tc>
         <w:tc>
           <w:tcPr>
-            <w:tcW w:type="pct" w:w="4262"/>
+            <w:tcW w:type="pct" w:w="2939"/>
             <w:tcMar>
               <w:top w:type="dxa" w:w="50"/>
               <w:left w:type="dxa" w:w="110"/>
@@ -34398,7 +34398,7 @@
       <w:tr>
         <w:tc>
           <w:tcPr>
-            <w:tcW w:type="pct" w:w="738"/>
+            <w:tcW w:type="pct" w:w="2061"/>
             <w:tcMar>
               <w:top w:type="dxa" w:w="50"/>
               <w:left w:type="dxa" w:w="110"/>
@@ -34422,7 +34422,7 @@
         </w:tc>
         <w:tc>
           <w:tcPr>
-            <w:tcW w:type="pct" w:w="4262"/>
+            <w:tcW w:type="pct" w:w="2939"/>
             <w:tcMar>
               <w:top w:type="dxa" w:w="50"/>
               <w:left w:type="dxa" w:w="110"/>
@@ -34448,7 +34448,7 @@
       <w:tr>
         <w:tc>
           <w:tcPr>
-            <w:tcW w:type="pct" w:w="738"/>
+            <w:tcW w:type="pct" w:w="2061"/>
             <w:shd w:fill="FBFAF6" w:val="clear"/>
             <w:tcMar>
               <w:top w:type="dxa" w:w="50"/>
@@ -34473,7 +34473,7 @@
         </w:tc>
         <w:tc>
           <w:tcPr>
-            <w:tcW w:type="pct" w:w="4262"/>
+            <w:tcW w:type="pct" w:w="2939"/>
             <w:shd w:fill="FBFAF6" w:val="clear"/>
             <w:tcMar>
               <w:top w:type="dxa" w:w="50"/>
@@ -34500,7 +34500,7 @@
       <w:tr>
         <w:tc>
           <w:tcPr>
-            <w:tcW w:type="pct" w:w="738"/>
+            <w:tcW w:type="pct" w:w="2061"/>
             <w:tcMar>
               <w:top w:type="dxa" w:w="50"/>
               <w:left w:type="dxa" w:w="110"/>
@@ -34524,7 +34524,7 @@
         </w:tc>
         <w:tc>
           <w:tcPr>
-            <w:tcW w:type="pct" w:w="4262"/>
+            <w:tcW w:type="pct" w:w="2939"/>
             <w:tcMar>
               <w:top w:type="dxa" w:w="50"/>
               <w:left w:type="dxa" w:w="110"/>
@@ -34550,7 +34550,7 @@
       <w:tr>
         <w:tc>
           <w:tcPr>
-            <w:tcW w:type="pct" w:w="738"/>
+            <w:tcW w:type="pct" w:w="2061"/>
             <w:shd w:fill="FBFAF6" w:val="clear"/>
             <w:tcMar>
               <w:top w:type="dxa" w:w="50"/>
@@ -34575,7 +34575,7 @@
         </w:tc>
         <w:tc>
           <w:tcPr>
-            <w:tcW w:type="pct" w:w="4262"/>
+            <w:tcW w:type="pct" w:w="2939"/>
             <w:shd w:fill="FBFAF6" w:val="clear"/>
             <w:tcMar>
               <w:top w:type="dxa" w:w="50"/>
@@ -34602,7 +34602,7 @@
       <w:tr>
         <w:tc>
           <w:tcPr>
-            <w:tcW w:type="pct" w:w="738"/>
+            <w:tcW w:type="pct" w:w="2061"/>
             <w:tcMar>
               <w:top w:type="dxa" w:w="50"/>
               <w:left w:type="dxa" w:w="110"/>
@@ -34626,7 +34626,7 @@
         </w:tc>
         <w:tc>
           <w:tcPr>
-            <w:tcW w:type="pct" w:w="4262"/>
+            <w:tcW w:type="pct" w:w="2939"/>
             <w:tcMar>
               <w:top w:type="dxa" w:w="50"/>
               <w:left w:type="dxa" w:w="110"/>
@@ -34652,7 +34652,7 @@
       <w:tr>
         <w:tc>
           <w:tcPr>
-            <w:tcW w:type="pct" w:w="738"/>
+            <w:tcW w:type="pct" w:w="2061"/>
             <w:shd w:fill="FBFAF6" w:val="clear"/>
             <w:tcMar>
               <w:top w:type="dxa" w:w="50"/>
@@ -34677,7 +34677,7 @@
         </w:tc>
         <w:tc>
           <w:tcPr>
-            <w:tcW w:type="pct" w:w="4262"/>
+            <w:tcW w:type="pct" w:w="2939"/>
             <w:shd w:fill="FBFAF6" w:val="clear"/>
             <w:tcMar>
               <w:top w:type="dxa" w:w="50"/>
@@ -34798,7 +34798,7 @@
           <w:sz w:val="18"/>
           <w:szCs w:val="18"/>
         </w:rPr>
-        <w:t xml:space="preserve">Enter Barada's net cash from investing activities for 2026.</w:t>
+        <w:t xml:space="preserve">Enter Barada's net cash used in financing activities for 2026 (as a po</w:t>
       </w:r>
     </w:p>
     <w:p>
@@ -34844,7 +34844,7 @@
           <w:sz w:val="18"/>
           <w:szCs w:val="18"/>
         </w:rPr>
-        <w:t xml:space="preserve">Enter Barada's net cash used in financing activities for 2026 (as a po</w:t>
+        <w:t xml:space="preserve">Where does Barada show the 2026 dividend declared on December 15 and p</w:t>
       </w:r>
     </w:p>
     <w:p>
@@ -34936,7 +34936,7 @@
           <w:sz w:val="18"/>
           <w:szCs w:val="18"/>
         </w:rPr>
-        <w:t xml:space="preserve">Enter Barada's net cash used in financing activities for 2026 (as a po</w:t>
+        <w:t xml:space="preserve">Where does Barada show the 2026 dividend declared on December 15 and p</w:t>
       </w:r>
     </w:p>
     <w:p>
@@ -34982,7 +34982,7 @@
           <w:sz w:val="18"/>
           <w:szCs w:val="18"/>
         </w:rPr>
-        <w:t xml:space="preserve">Enter Barada's net cash from investing activities for 2026.</w:t>
+        <w:t xml:space="preserve">Enter Barada's net cash used in financing activities for 2026 (as a po</w:t>
       </w:r>
     </w:p>
     <w:p>
@@ -35189,7 +35189,7 @@
           <w:sz w:val="18"/>
           <w:szCs w:val="18"/>
         </w:rPr>
-        <w:t xml:space="preserve">Enter Barada's net cash from investing activities for 2026.</w:t>
+        <w:t xml:space="preserve">Where does Barada show the 2026 dividend declared on December 15 and p</w:t>
       </w:r>
     </w:p>
     <w:p>
@@ -35258,7 +35258,7 @@
           <w:sz w:val="18"/>
           <w:szCs w:val="18"/>
         </w:rPr>
-        <w:t xml:space="preserve">Classify each 2026 cash flow. (On the exam screen you would drag each </w:t>
+        <w:t xml:space="preserve">Enter Barada's net cash from investing activities for 2026.</w:t>
       </w:r>
     </w:p>
     <w:p>
@@ -35281,7 +35281,7 @@
           <w:sz w:val="18"/>
           <w:szCs w:val="18"/>
         </w:rPr>
-        <w:t xml:space="preserve">Enter Barada's net cash provided by operating activities for 2026 (ind</w:t>
+        <w:t xml:space="preserve">Classify each 2026 cash flow. (On the exam screen you would drag each </w:t>
       </w:r>
     </w:p>
     <w:p>
@@ -35327,7 +35327,7 @@
           <w:sz w:val="18"/>
           <w:szCs w:val="18"/>
         </w:rPr>
-        <w:t xml:space="preserve">Enter Barada's net cash from investing activities for 2026.</w:t>
+        <w:t xml:space="preserve">Enter Barada's net cash provided by operating activities for 2026 (ind</w:t>
       </w:r>
     </w:p>
     <w:p>
@@ -35419,7 +35419,7 @@
           <w:sz w:val="18"/>
           <w:szCs w:val="18"/>
         </w:rPr>
-        <w:t xml:space="preserve">Enter Barada's net cash from investing activities for 2026.</w:t>
+        <w:t xml:space="preserve">Enter Barada's net cash used in financing activities for 2026 (as a po</w:t>
       </w:r>
     </w:p>
     <w:p>
